--- a/az/scientists/CV/Word/Aliyev_Ismayil_CV_AZ.docx
+++ b/az/scientists/CV/Word/Aliyev_Ismayil_CV_AZ.docx
@@ -377,7 +377,7 @@
           <w:sz w:val="21"/>
           <w:szCs w:val="21"/>
         </w:rPr>
-        <w:t>İsmayıl Əliyev 2023-cü ildən Sankt-Peterburq Dövlət İqtisad Universitetinin müəssisələrin və sənaye komplekslərinin iqtisadiyyatı və idarə edilməsi kafedrasının professorudur. 1992-ci ildə Sankt-Peterburq Dövlət İqtisadiyyat və Maliyyə Universitetini əməyin iqtisadiyyatı ixtisası üzrə bitirib, sonra iqtisad elmləri namizədi dərəcəsi alıb, 2007-ci ildə Rusiya Federasiyasının sosial siyasətinin təkmilləşdirilməsi kontekstində əhalinin gəlirləri və həyat səviyyəsi mövzusunda doktorluq dissertasiyası müdafiə edib. 2002-ci ildə dosent, 2009-cu ildə professor elmi adını alıb. CV-də 12 dərslik və monoqrafiya daxil olmaqla 150-dən çox nəşr, 10 elmlər namizədi və 2 elmlər doktoruna rəhbərlik göstərilir.</w:t>
+        <w:t>İsmayıl Əliyev 2023-cü ildən Sankt-Peterburq Dövlət İqtisad Universitetinin müəssisələrin və sənaye komplekslərinin iqtisadiyyatı və idarə edilməsi kafedrasının professorudur. 1992-ci ildə Sankt-Peterburq Dövlət İqtisadiyyat və Maliyyə Universitetini əməyin iqtisadiyyatı ixtisası üzrə bitirib, sonra iqtisad elmləri namizədi dərəcəsi alıb, 2007-ci ildə Rusiya Federasiyasının sosial siyasətinin təkmilləşdirilməsi kontekstində əhalinin gəlirləri və həyat səviyyəsi mövzusunda doktorluq dissertasiyası müdafiə edib. 2002-ci ildə dosent, 2009-cu ildə professor elmi adını alıb. 12 dərslik və monoqrafiya daxil olmaqla 150-dən çox nəşr dərc edib; 10 elmlər namizədi və 2 elmlər doktoruna rəhbərlik edib.</w:t>
       </w:r>
     </w:p>
     <w:p>
@@ -2049,7 +2049,7 @@
                 <w:sz w:val="21"/>
                 <w:szCs w:val="21"/>
               </w:rPr>
-              <w:t>CV</w:t>
+              <w:t>Özü tərəfindən</w:t>
             </w:r>
           </w:p>
         </w:tc>
